--- a/testakten/sozialrecht-rollstuhl-tannenberg/Fallkonferenz_Tannenberg_Workflow.docx
+++ b/testakten/sozialrecht-rollstuhl-tannenberg/Fallkonferenz_Tannenberg_Workflow.docx
@@ -5,30 +5,42 @@
     <w:p>
       <w:pPr>
         <w:pStyle w:val="Heading1"/>
+        <w:spacing w:after="160" w:line="259" w:lineRule="auto"/>
       </w:pPr>
       <w:r>
         <w:rPr>
           <w:rFonts w:ascii="Times New Roman" w:hAnsi="Times New Roman"/>
+          <w:b/>
+          <w:sz w:val="28"/>
         </w:rPr>
         <w:t>Fallkonferenz Tannenberg — Workflow und Prüfmatrix</w:t>
       </w:r>
     </w:p>
     <w:p>
       <w:pPr>
+        <w:spacing w:before="120" w:after="60" w:line="259" w:lineRule="auto"/>
         <w:jc w:val="left"/>
       </w:pPr>
       <w:r>
         <w:rPr>
+          <w:rFonts w:ascii="Times New Roman" w:hAnsi="Times New Roman"/>
           <w:b/>
+          <w:sz w:val="22"/>
         </w:rPr>
         <w:t>Aktenstand:</w:t>
       </w:r>
       <w:r>
+        <w:rPr>
+          <w:rFonts w:ascii="Times New Roman" w:hAnsi="Times New Roman"/>
+          <w:b/>
+          <w:sz w:val="22"/>
+        </w:rPr>
         <w:t xml:space="preserve"> 23.05.2026</w:t>
       </w:r>
     </w:p>
     <w:p>
       <w:pPr>
+        <w:spacing w:line="259" w:lineRule="auto" w:after="60"/>
         <w:jc w:val="left"/>
       </w:pPr>
       <w:r>
@@ -43,6 +55,7 @@
     </w:p>
     <w:p>
       <w:pPr>
+        <w:spacing w:line="259" w:lineRule="auto" w:after="60"/>
         <w:jc w:val="left"/>
       </w:pPr>
       <w:r>
@@ -58,16 +71,20 @@
     <w:p>
       <w:pPr>
         <w:pStyle w:val="Heading2"/>
+        <w:spacing w:before="120" w:after="60" w:line="259" w:lineRule="auto"/>
       </w:pPr>
       <w:r>
         <w:rPr>
           <w:rFonts w:ascii="Times New Roman" w:hAnsi="Times New Roman"/>
+          <w:b/>
+          <w:sz w:val="22"/>
         </w:rPr>
         <w:t>1. Gesamtbild</w:t>
       </w:r>
     </w:p>
     <w:p>
       <w:pPr>
+        <w:spacing w:line="259" w:lineRule="auto" w:after="60"/>
         <w:jc w:val="left"/>
       </w:pPr>
       <w:r>
@@ -384,10 +401,13 @@
     <w:p>
       <w:pPr>
         <w:pStyle w:val="Heading2"/>
+        <w:spacing w:before="120" w:after="60" w:line="259" w:lineRule="auto"/>
       </w:pPr>
       <w:r>
         <w:rPr>
           <w:rFonts w:ascii="Times New Roman" w:hAnsi="Times New Roman"/>
+          <w:b/>
+          <w:sz w:val="22"/>
         </w:rPr>
         <w:t>2. Sofort-Triage</w:t>
       </w:r>
@@ -395,6 +415,7 @@
     <w:p>
       <w:pPr>
         <w:pStyle w:val="ListNumber"/>
+        <w:spacing w:line="259" w:lineRule="auto" w:after="60"/>
       </w:pPr>
       <w:r>
         <w:t>Jeden Bescheid mit Zustellungsdatum erfassen.</w:t>
@@ -403,6 +424,7 @@
     <w:p>
       <w:pPr>
         <w:pStyle w:val="ListNumber"/>
+        <w:spacing w:line="259" w:lineRule="auto" w:after="60"/>
       </w:pPr>
       <w:r>
         <w:t>Monatsfrist nach § 84 SGG und Zugangsfiktion § 37 SGB X prüfen.</w:t>
@@ -411,6 +433,7 @@
     <w:p>
       <w:pPr>
         <w:pStyle w:val="ListNumber"/>
+        <w:spacing w:line="259" w:lineRule="auto" w:after="60"/>
       </w:pPr>
       <w:r>
         <w:t>Friststatus rot/gelb/grün dokumentieren.</w:t>
@@ -419,6 +442,7 @@
     <w:p>
       <w:pPr>
         <w:pStyle w:val="ListNumber"/>
+        <w:spacing w:line="259" w:lineRule="auto" w:after="60"/>
       </w:pPr>
       <w:r>
         <w:t>Fehlt eine Begründung: fristwahrenden Widerspruch sofort sichern.</w:t>
@@ -427,6 +451,7 @@
     <w:p>
       <w:pPr>
         <w:pStyle w:val="ListNumber"/>
+        <w:spacing w:line="259" w:lineRule="auto" w:after="60"/>
       </w:pPr>
       <w:r>
         <w:t>Bei Olaf zusätzlich Eilrechtsschutz prüfen, weil das Hilfsmittel den Alltag unmittelbar betrifft.</w:t>
@@ -435,6 +460,7 @@
     <w:p>
       <w:pPr>
         <w:pStyle w:val="Heading2"/>
+        <w:spacing w:line="259" w:lineRule="auto" w:after="60"/>
       </w:pPr>
       <w:r>
         <w:rPr>
@@ -446,6 +472,7 @@
     <w:p>
       <w:pPr>
         <w:pStyle w:val="Heading3"/>
+        <w:spacing w:line="259" w:lineRule="auto" w:after="60"/>
       </w:pPr>
       <w:r>
         <w:rPr>
@@ -457,6 +484,7 @@
     <w:p>
       <w:pPr>
         <w:pStyle w:val="ListBullet"/>
+        <w:spacing w:line="259" w:lineRule="auto" w:after="60"/>
       </w:pPr>
       <w:r>
         <w:t>Attest Dr. Wallenstein gegen die Begründung der Krankenkasse legen.</w:t>
@@ -465,6 +493,7 @@
     <w:p>
       <w:pPr>
         <w:pStyle w:val="ListBullet"/>
+        <w:spacing w:line="259" w:lineRule="auto" w:after="60"/>
       </w:pPr>
       <w:r>
         <w:t>Prüfen, ob die Kasse den konkreten Behinderungsausgleich oder nur einen Standardrollator betrachtet.</w:t>
@@ -473,6 +502,7 @@
     <w:p>
       <w:pPr>
         <w:pStyle w:val="ListBullet"/>
+        <w:spacing w:line="259" w:lineRule="auto" w:after="60"/>
       </w:pPr>
       <w:r>
         <w:t>Sturzrisiko, MS-Schübe und Wohnumfeld als Tatsachengrundlage herausarbeiten.</w:t>
@@ -481,6 +511,7 @@
     <w:p>
       <w:pPr>
         <w:pStyle w:val="ListBullet"/>
+        <w:spacing w:line="259" w:lineRule="auto" w:after="60"/>
       </w:pPr>
       <w:r>
         <w:t>Eilantrag nach § 86b SGG vorbereiten, wenn Versorgungslücke fortbesteht.</w:t>
@@ -489,6 +520,7 @@
     <w:p>
       <w:pPr>
         <w:pStyle w:val="Heading3"/>
+        <w:spacing w:line="259" w:lineRule="auto" w:after="60"/>
       </w:pPr>
       <w:r>
         <w:rPr>
@@ -500,6 +532,7 @@
     <w:p>
       <w:pPr>
         <w:pStyle w:val="ListBullet"/>
+        <w:spacing w:line="259" w:lineRule="auto" w:after="60"/>
       </w:pPr>
       <w:r>
         <w:t>Diagnose, KJP-Stellungnahme und Schulgutachten nebeneinander auswerten.</w:t>
@@ -508,6 +541,7 @@
     <w:p>
       <w:pPr>
         <w:pStyle w:val="ListBullet"/>
+        <w:spacing w:line="259" w:lineRule="auto" w:after="60"/>
       </w:pPr>
       <w:r>
         <w:t>Argument "gute Noten" vom Teilhabebedarf trennen.</w:t>
@@ -516,6 +550,7 @@
     <w:p>
       <w:pPr>
         <w:pStyle w:val="ListBullet"/>
+        <w:spacing w:line="259" w:lineRule="auto" w:after="60"/>
       </w:pPr>
       <w:r>
         <w:t>Selbstgefährdungs- und Belastungslage behutsam, aber konkret belegen.</w:t>
@@ -524,6 +559,7 @@
     <w:p>
       <w:pPr>
         <w:pStyle w:val="ListBullet"/>
+        <w:spacing w:line="259" w:lineRule="auto" w:after="60"/>
       </w:pPr>
       <w:r>
         <w:t>Jugendamt und Eingliederungshilfezuständigkeit sauber auseinanderhalten.</w:t>
@@ -532,6 +568,7 @@
     <w:p>
       <w:pPr>
         <w:pStyle w:val="Heading3"/>
+        <w:spacing w:line="259" w:lineRule="auto" w:after="60"/>
       </w:pPr>
       <w:r>
         <w:rPr>
@@ -543,6 +580,7 @@
     <w:p>
       <w:pPr>
         <w:pStyle w:val="ListBullet"/>
+        <w:spacing w:line="259" w:lineRule="auto" w:after="60"/>
       </w:pPr>
       <w:r>
         <w:t>Pflegetagebuch mit MD-Gutachten abgleichen.</w:t>
@@ -551,6 +589,7 @@
     <w:p>
       <w:pPr>
         <w:pStyle w:val="ListBullet"/>
+        <w:spacing w:line="259" w:lineRule="auto" w:after="60"/>
       </w:pPr>
       <w:r>
         <w:t>Modul 1 nach Schenkelhalsfraktur und Mobilität besonders prüfen.</w:t>
@@ -559,6 +598,7 @@
     <w:p>
       <w:pPr>
         <w:pStyle w:val="ListBullet"/>
+        <w:spacing w:line="259" w:lineRule="auto" w:after="60"/>
       </w:pPr>
       <w:r>
         <w:t>Aphasie und fehlende Eigenangaben als Beweiswürdigungsproblem markieren.</w:t>
@@ -567,6 +607,7 @@
     <w:p>
       <w:pPr>
         <w:pStyle w:val="ListBullet"/>
+        <w:spacing w:line="259" w:lineRule="auto" w:after="60"/>
       </w:pPr>
       <w:r>
         <w:t>Höherstufungsbegründung möglichst zahlen- und zeitnah fassen.</w:t>
@@ -575,6 +616,7 @@
     <w:p>
       <w:pPr>
         <w:pStyle w:val="Heading3"/>
+        <w:spacing w:line="259" w:lineRule="auto" w:after="60"/>
       </w:pPr>
       <w:r>
         <w:rPr>
@@ -586,6 +628,7 @@
     <w:p>
       <w:pPr>
         <w:pStyle w:val="ListBullet"/>
+        <w:spacing w:line="259" w:lineRule="auto" w:after="60"/>
       </w:pPr>
       <w:r>
         <w:t>DRV-Gutachten mit Reha-Bericht Bad Bramstedt 2024 vergleichen.</w:t>
@@ -594,6 +637,7 @@
     <w:p>
       <w:pPr>
         <w:pStyle w:val="ListBullet"/>
+        <w:spacing w:line="259" w:lineRule="auto" w:after="60"/>
       </w:pPr>
       <w:r>
         <w:t>Schmerz, Depression und körperliche Belastbarkeit zusammen bewerten.</w:t>
@@ -602,6 +646,7 @@
     <w:p>
       <w:pPr>
         <w:pStyle w:val="ListBullet"/>
+        <w:spacing w:line="259" w:lineRule="auto" w:after="60"/>
       </w:pPr>
       <w:r>
         <w:t>Arbeitsmarktrente und Berufsschutzfragen gesondert prüfen.</w:t>
@@ -610,6 +655,7 @@
     <w:p>
       <w:pPr>
         <w:pStyle w:val="ListBullet"/>
+        <w:spacing w:line="259" w:lineRule="auto" w:after="60"/>
       </w:pPr>
       <w:r>
         <w:t>PKH-Unterlagen parallel vorbereiten.</w:t>
@@ -618,6 +664,7 @@
     <w:p>
       <w:pPr>
         <w:pStyle w:val="Heading2"/>
+        <w:spacing w:line="259" w:lineRule="auto" w:after="60"/>
       </w:pPr>
       <w:r>
         <w:rPr>
@@ -822,6 +869,7 @@
     <w:p>
       <w:pPr>
         <w:pStyle w:val="Heading2"/>
+        <w:spacing w:line="259" w:lineRule="auto" w:after="60"/>
       </w:pPr>
       <w:r>
         <w:rPr>
@@ -833,6 +881,7 @@
     <w:p>
       <w:pPr>
         <w:pStyle w:val="ListBullet"/>
+        <w:spacing w:line="259" w:lineRule="auto" w:after="60"/>
       </w:pPr>
       <w:r>
         <w:t>Olaf: Sofortiger Eilantrag oder erst beschleunigte Kassenentscheidung nachfordern?</w:t>
@@ -841,6 +890,7 @@
     <w:p>
       <w:pPr>
         <w:pStyle w:val="ListBullet"/>
+        <w:spacing w:line="259" w:lineRule="auto" w:after="60"/>
       </w:pPr>
       <w:r>
         <w:t>Lena: Zusätzliche Schulstellungnahme oder kinder- und jugendpsychiatrische Ergänzung?</w:t>
@@ -849,6 +899,7 @@
     <w:p>
       <w:pPr>
         <w:pStyle w:val="ListBullet"/>
+        <w:spacing w:line="259" w:lineRule="auto" w:after="60"/>
       </w:pPr>
       <w:r>
         <w:t>Margarete: Pflegeberatung einschalten und Tagebuch nachführen lassen?</w:t>
@@ -857,6 +908,7 @@
     <w:p>
       <w:pPr>
         <w:pStyle w:val="ListBullet"/>
+        <w:spacing w:line="259" w:lineRule="auto" w:after="60"/>
       </w:pPr>
       <w:r>
         <w:t>Bodo: Fachärztliches Zusatzattest vor Widerspruchsbegründung einholen?</w:t>
@@ -865,6 +917,7 @@
     <w:p>
       <w:pPr>
         <w:pStyle w:val="Heading2"/>
+        <w:spacing w:line="259" w:lineRule="auto" w:after="60"/>
       </w:pPr>
       <w:r>
         <w:rPr>
@@ -875,6 +928,7 @@
     </w:p>
     <w:p>
       <w:pPr>
+        <w:spacing w:line="259" w:lineRule="auto" w:after="60"/>
         <w:jc w:val="left"/>
       </w:pPr>
       <w:r>
@@ -882,13 +936,58 @@
       </w:r>
     </w:p>
     <w:sectPr>
+      <w:headerReference w:type="default" r:id="rId9"/>
+      <w:footerReference w:type="default" r:id="rId10"/>
       <w:pgSz w:w="11906" w:h="16838"/>
-      <w:pgMar w:top="1417" w:right="1417" w:bottom="1417" w:left="1417" w:header="720" w:footer="720" w:gutter="0"/>
+      <w:pgMar w:top="1191" w:right="1247" w:bottom="1134" w:left="1361" w:header="720" w:footer="720" w:gutter="0"/>
       <w:cols w:space="720"/>
       <w:docGrid w:linePitch="360"/>
     </w:sectPr>
   </w:body>
 </w:document>
+</file>
+
+<file path=word/footer1.xml><?xml version="1.0" encoding="utf-8"?>
+<w:ftr xmlns:m="http://schemas.openxmlformats.org/officeDocument/2006/math" xmlns:mc="http://schemas.openxmlformats.org/markup-compatibility/2006" xmlns:mo="http://schemas.microsoft.com/office/mac/office/2008/main" xmlns:mv="urn:schemas-microsoft-com:mac:vml" xmlns:o="urn:schemas-microsoft-com:office:office" xmlns:r="http://schemas.openxmlformats.org/officeDocument/2006/relationships" xmlns:v="urn:schemas-microsoft-com:vml" xmlns:w10="urn:schemas-microsoft-com:office:word" xmlns:w14="http://schemas.microsoft.com/office/word/2010/wordml" xmlns:w="http://schemas.openxmlformats.org/wordprocessingml/2006/main" xmlns:wne="http://schemas.microsoft.com/office/word/2006/wordml" xmlns:wp14="http://schemas.microsoft.com/office/word/2010/wordprocessingDrawing" xmlns:wp="http://schemas.openxmlformats.org/drawingml/2006/wordprocessingDrawing" xmlns:wpc="http://schemas.microsoft.com/office/word/2010/wordprocessingCanvas" xmlns:wpg="http://schemas.microsoft.com/office/word/2010/wordprocessingGroup" xmlns:wpi="http://schemas.microsoft.com/office/word/2010/wordprocessingInk" xmlns:wps="http://schemas.microsoft.com/office/word/2010/wordprocessingShape" mc:Ignorable="w14 wp14">
+  <w:p>
+    <w:pPr>
+      <w:pStyle w:val="Footer"/>
+      <w:jc w:val="left"/>
+    </w:pPr>
+    <w:r/>
+    <w:r>
+      <w:rPr>
+        <w:rFonts w:ascii="Times New Roman" w:hAnsi="Times New Roman"/>
+        <w:b w:val="0"/>
+        <w:color w:val="777777"/>
+        <w:sz w:val="17"/>
+      </w:rPr>
+      <w:t>Vertraulich | Bearbeitungsstand Juli 2026 | nur zur Aktenbearbeitung</w:t>
+    </w:r>
+  </w:p>
+</w:ftr>
+</file>
+
+<file path=word/header1.xml><?xml version="1.0" encoding="utf-8"?>
+<w:hdr xmlns:m="http://schemas.openxmlformats.org/officeDocument/2006/math" xmlns:mc="http://schemas.openxmlformats.org/markup-compatibility/2006" xmlns:mo="http://schemas.microsoft.com/office/mac/office/2008/main" xmlns:mv="urn:schemas-microsoft-com:mac:vml" xmlns:o="urn:schemas-microsoft-com:office:office" xmlns:r="http://schemas.openxmlformats.org/officeDocument/2006/relationships" xmlns:v="urn:schemas-microsoft-com:vml" xmlns:w10="urn:schemas-microsoft-com:office:word" xmlns:w14="http://schemas.microsoft.com/office/word/2010/wordml" xmlns:w="http://schemas.openxmlformats.org/wordprocessingml/2006/main" xmlns:wne="http://schemas.microsoft.com/office/word/2006/wordml" xmlns:wp14="http://schemas.microsoft.com/office/word/2010/wordprocessingDrawing" xmlns:wp="http://schemas.openxmlformats.org/drawingml/2006/wordprocessingDrawing" xmlns:wpc="http://schemas.microsoft.com/office/word/2010/wordprocessingCanvas" xmlns:wpg="http://schemas.microsoft.com/office/word/2010/wordprocessingGroup" xmlns:wpi="http://schemas.microsoft.com/office/word/2010/wordprocessingInk" xmlns:wps="http://schemas.microsoft.com/office/word/2010/wordprocessingShape" mc:Ignorable="w14 wp14">
+  <w:p>
+    <w:pPr>
+      <w:pStyle w:val="Header"/>
+      <w:jc w:val="left"/>
+    </w:pPr>
+    <w:r/>
+    <w:r>
+      <w:rPr>
+        <w:rFonts w:ascii="Times New Roman" w:hAnsi="Times New Roman"/>
+        <w:b w:val="0"/>
+        <w:i w:val="0"/>
+        <w:color w:val="666666"/>
+        <w:sz w:val="17"/>
+      </w:rPr>
+      <w:t>Kanzlei Ahlers und Brinkmann | Sozialrechtliche Leistungsakte | Bearbeitungsstand Juli 2026</w:t>
+    </w:r>
+  </w:p>
+</w:hdr>
 </file>
 
 <file path=word/numbering.xml><?xml version="1.0" encoding="utf-8"?>
@@ -1605,11 +1704,12 @@
       <w:contextualSpacing/>
     </w:pPr>
     <w:rPr>
-      <w:rFonts w:asciiTheme="majorHAnsi" w:eastAsiaTheme="majorEastAsia" w:hAnsiTheme="majorHAnsi" w:cstheme="majorBidi"/>
+      <w:rFonts w:asciiTheme="majorHAnsi" w:eastAsiaTheme="majorEastAsia" w:hAnsiTheme="majorHAnsi" w:cstheme="majorBidi" w:ascii="Times New Roman" w:hAnsi="Times New Roman"/>
+      <w:b/>
       <w:color w:val="17365D" w:themeColor="text2" w:themeShade="BF"/>
       <w:spacing w:val="5"/>
       <w:kern w:val="28"/>
-      <w:sz w:val="52"/>
+      <w:sz w:val="30"/>
       <w:szCs w:val="52"/>
     </w:rPr>
   </w:style>

--- a/testakten/sozialrecht-rollstuhl-tannenberg/Fallkonferenz_Tannenberg_Workflow.docx
+++ b/testakten/sozialrecht-rollstuhl-tannenberg/Fallkonferenz_Tannenberg_Workflow.docx
@@ -427,7 +427,7 @@
         <w:spacing w:line="259" w:lineRule="auto" w:after="60"/>
       </w:pPr>
       <w:r>
-        <w:t>Monatsfrist nach § 84 SGG und Zugangsfiktion § 37 SGB X prüfen.</w:t>
+        <w:t>Monatsfrist nach Paragraf 84 SGG und Zugangsfiktion Paragraf 37 SGB X prüfen.</w:t>
       </w:r>
     </w:p>
     <w:p>
@@ -514,7 +514,7 @@
         <w:spacing w:line="259" w:lineRule="auto" w:after="60"/>
       </w:pPr>
       <w:r>
-        <w:t>Eilantrag nach § 86b SGG vorbereiten, wenn Versorgungslücke fortbesteht.</w:t>
+        <w:t>Eilantrag nach Paragraf 86b SGG vorbereiten, wenn Versorgungslücke fortbesteht.</w:t>
       </w:r>
     </w:p>
     <w:p>
